--- a/docs/docx/02_Architecture.docx
+++ b/docs/docx/02_Architecture.docx
@@ -3589,7 +3589,25 @@
           <w:i w:val="0"/>
           <w:sz w:val="20"/>
         </w:rPr>
-        <w:t>The app's Cortex Analyst page reads this stage file.</w:t>
+        <w:t xml:space="preserve">The app's </w:t>
+      </w:r>
+      <w:r>
+        <w:rPr>
+          <w:rFonts w:ascii="Consolas" w:hAnsi="Consolas"/>
+          <w:b/>
+          <w:i w:val="0"/>
+          <w:color w:val="1B5E8C"/>
+          <w:sz w:val="19"/>
+        </w:rPr>
+        <w:t>/api/analyst</w:t>
+      </w:r>
+      <w:r>
+        <w:rPr>
+          <w:b/>
+          <w:i w:val="0"/>
+          <w:sz w:val="20"/>
+        </w:rPr>
+        <w:t xml:space="preserve"> route reads this stage file</w:t>
       </w:r>
       <w:r>
         <w:rPr>
@@ -3597,7 +3615,7 @@
           <w:i w:val="0"/>
           <w:sz w:val="20"/>
         </w:rPr>
-        <w:t xml:space="preserve"> It does not read </w:t>
+        <w:t xml:space="preserve"> (it has had no in-app page since the nav change). It does not read </w:t>
       </w:r>
       <w:r>
         <w:rPr>
@@ -4185,7 +4203,7 @@
                 <w:b w:val="0"/>
                 <w:sz w:val="17"/>
               </w:rPr>
-              <w:t>Executive Overview</w:t>
+              <w:t>Ask Cortex</w:t>
             </w:r>
           </w:p>
         </w:tc>
@@ -4228,7 +4246,7 @@
                 <w:b w:val="0"/>
                 <w:sz w:val="17"/>
               </w:rPr>
-              <w:t>General Ledger</w:t>
+              <w:t>Executive Dashboard (the app opens here)</w:t>
             </w:r>
           </w:p>
         </w:tc>
@@ -4269,7 +4287,7 @@
                 <w:b w:val="0"/>
                 <w:sz w:val="17"/>
               </w:rPr>
-              <w:t>Cost Centers</w:t>
+              <w:t>General Ledger</w:t>
             </w:r>
           </w:p>
         </w:tc>
@@ -4312,7 +4330,7 @@
                 <w:b w:val="0"/>
                 <w:sz w:val="17"/>
               </w:rPr>
-              <w:t>Profit Centers</w:t>
+              <w:t>Cost Centers</w:t>
             </w:r>
           </w:p>
         </w:tc>
@@ -4353,7 +4371,7 @@
                 <w:b w:val="0"/>
                 <w:sz w:val="17"/>
               </w:rPr>
-              <w:t>Accounts Payable</w:t>
+              <w:t>Profit Centers</w:t>
             </w:r>
           </w:p>
         </w:tc>
@@ -4396,7 +4414,7 @@
                 <w:b w:val="0"/>
                 <w:sz w:val="17"/>
               </w:rPr>
-              <w:t>Accounts Receivable</w:t>
+              <w:t>Accounts Payable</w:t>
             </w:r>
           </w:p>
         </w:tc>
@@ -4437,7 +4455,7 @@
                 <w:b w:val="0"/>
                 <w:sz w:val="17"/>
               </w:rPr>
-              <w:t>Period Analysis</w:t>
+              <w:t>Accounts Receivable</w:t>
             </w:r>
           </w:p>
         </w:tc>
@@ -4480,7 +4498,7 @@
                 <w:b w:val="0"/>
                 <w:sz w:val="17"/>
               </w:rPr>
-              <w:t>BDC Data Products</w:t>
+              <w:t>Period Analysis</w:t>
             </w:r>
           </w:p>
         </w:tc>
@@ -4521,7 +4539,7 @@
                 <w:b w:val="0"/>
                 <w:sz w:val="17"/>
               </w:rPr>
-              <w:t>Cortex Analyst</w:t>
+              <w:t>BDC Sources &amp; Lineage</w:t>
             </w:r>
           </w:p>
         </w:tc>
@@ -4542,7 +4560,43 @@
           <w:i w:val="0"/>
           <w:sz w:val="20"/>
         </w:rPr>
-        <w:t>Pages 1–7 are conventional dashboards. Page 8 exists to make the zero-copy claim visible — it shows the shares themselves. Page 9 is the natural-language surface over the stage model.</w:t>
+        <w:t>Page 1 is the natural-language surface (</w:t>
+      </w:r>
+      <w:r>
+        <w:rPr>
+          <w:rFonts w:ascii="Consolas" w:hAnsi="Consolas"/>
+          <w:b w:val="0"/>
+          <w:i w:val="0"/>
+          <w:color w:val="1B5E8C"/>
+          <w:sz w:val="19"/>
+        </w:rPr>
+        <w:t>AI_COMPLETE</w:t>
+      </w:r>
+      <w:r>
+        <w:rPr>
+          <w:b w:val="0"/>
+          <w:i w:val="0"/>
+          <w:sz w:val="20"/>
+        </w:rPr>
+        <w:t xml:space="preserve"> over per-page SQL facts). Pages 2–8 are conventional dashboards. Page 9 exists to make the zero-copy claim visible — it shows the shares themselves. The former Cortex Analyst page was removed; the </w:t>
+      </w:r>
+      <w:r>
+        <w:rPr>
+          <w:rFonts w:ascii="Consolas" w:hAnsi="Consolas"/>
+          <w:b w:val="0"/>
+          <w:i w:val="0"/>
+          <w:color w:val="1B5E8C"/>
+          <w:sz w:val="19"/>
+        </w:rPr>
+        <w:t>SAP_FINANCE_360_AGENT</w:t>
+      </w:r>
+      <w:r>
+        <w:rPr>
+          <w:b w:val="0"/>
+          <w:i w:val="0"/>
+          <w:sz w:val="20"/>
+        </w:rPr>
+        <w:t xml:space="preserve"> is used from Snowflake Intelligence.</w:t>
       </w:r>
     </w:p>
     <w:p>
